--- a/casos/0180006-76.2026.8.05.0001/recurso_inominado_conta_fraudulenta.docx
+++ b/casos/0180006-76.2026.8.05.0001/recurso_inominado_conta_fraudulenta.docx
@@ -35,28 +35,12 @@
       <w:r>
         <w:rPr>
           <w:rFonts w:ascii="Arial" w:cs="Arial" w:eastAsia="Arial" w:hAnsi="Arial"/>
-          <w:sz w:val="24"/>
-          <w:szCs w:val="24"/>
-        </w:rPr>
-        <w:t xml:space="preserve"/>
-      </w:r>
-      <w:r>
-        <w:rPr>
-          <w:rFonts w:ascii="Arial" w:cs="Arial" w:eastAsia="Arial" w:hAnsi="Arial"/>
           <w:b/>
           <w:bCs/>
           <w:sz w:val="24"/>
           <w:szCs w:val="24"/>
         </w:rPr>
         <w:t xml:space="preserve">Processo nº 0180006-76.2026.8.05.0001</w:t>
-      </w:r>
-      <w:r>
-        <w:rPr>
-          <w:rFonts w:ascii="Arial" w:cs="Arial" w:eastAsia="Arial" w:hAnsi="Arial"/>
-          <w:sz w:val="24"/>
-          <w:szCs w:val="24"/>
-        </w:rPr>
-        <w:t xml:space="preserve"/>
       </w:r>
     </w:p>
     <w:p>
@@ -68,14 +52,6 @@
       <w:r>
         <w:rPr>
           <w:rFonts w:ascii="Arial" w:cs="Arial" w:eastAsia="Arial" w:hAnsi="Arial"/>
-          <w:sz w:val="24"/>
-          <w:szCs w:val="24"/>
-        </w:rPr>
-        <w:t xml:space="preserve"/>
-      </w:r>
-      <w:r>
-        <w:rPr>
-          <w:rFonts w:ascii="Arial" w:cs="Arial" w:eastAsia="Arial" w:hAnsi="Arial"/>
           <w:b/>
           <w:bCs/>
           <w:sz w:val="24"/>
@@ -98,14 +74,6 @@
         <w:ind/>
         <w:jc w:val="left"/>
       </w:pPr>
-      <w:r>
-        <w:rPr>
-          <w:rFonts w:ascii="Arial" w:cs="Arial" w:eastAsia="Arial" w:hAnsi="Arial"/>
-          <w:sz w:val="24"/>
-          <w:szCs w:val="24"/>
-        </w:rPr>
-        <w:t xml:space="preserve"/>
-      </w:r>
       <w:r>
         <w:rPr>
           <w:rFonts w:ascii="Arial" w:cs="Arial" w:eastAsia="Arial" w:hAnsi="Arial"/>
@@ -201,14 +169,6 @@
       <w:r>
         <w:rPr>
           <w:rFonts w:ascii="Arial" w:cs="Arial" w:eastAsia="Arial" w:hAnsi="Arial"/>
-          <w:sz w:val="24"/>
-          <w:szCs w:val="24"/>
-        </w:rPr>
-        <w:t xml:space="preserve"/>
-      </w:r>
-      <w:r>
-        <w:rPr>
-          <w:rFonts w:ascii="Arial" w:cs="Arial" w:eastAsia="Arial" w:hAnsi="Arial"/>
           <w:b/>
           <w:bCs/>
           <w:sz w:val="24"/>
@@ -306,14 +266,6 @@
       <w:r>
         <w:rPr>
           <w:rFonts w:ascii="Arial" w:cs="Arial" w:eastAsia="Arial" w:hAnsi="Arial"/>
-          <w:sz w:val="24"/>
-          <w:szCs w:val="24"/>
-        </w:rPr>
-        <w:t xml:space="preserve"/>
-      </w:r>
-      <w:r>
-        <w:rPr>
-          <w:rFonts w:ascii="Arial" w:cs="Arial" w:eastAsia="Arial" w:hAnsi="Arial"/>
           <w:b/>
           <w:bCs/>
           <w:sz w:val="24"/>
@@ -357,14 +309,6 @@
       <w:r>
         <w:rPr>
           <w:rFonts w:ascii="Arial" w:cs="Arial" w:eastAsia="Arial" w:hAnsi="Arial"/>
-          <w:sz w:val="24"/>
-          <w:szCs w:val="24"/>
-        </w:rPr>
-        <w:t xml:space="preserve"/>
-      </w:r>
-      <w:r>
-        <w:rPr>
-          <w:rFonts w:ascii="Arial" w:cs="Arial" w:eastAsia="Arial" w:hAnsi="Arial"/>
           <w:b/>
           <w:bCs/>
           <w:sz w:val="24"/>
@@ -538,14 +482,6 @@
       <w:r>
         <w:rPr>
           <w:rFonts w:ascii="Arial" w:cs="Arial" w:eastAsia="Arial" w:hAnsi="Arial"/>
-          <w:sz w:val="24"/>
-          <w:szCs w:val="24"/>
-        </w:rPr>
-        <w:t xml:space="preserve"/>
-      </w:r>
-      <w:r>
-        <w:rPr>
-          <w:rFonts w:ascii="Arial" w:cs="Arial" w:eastAsia="Arial" w:hAnsi="Arial"/>
           <w:b/>
           <w:bCs/>
           <w:sz w:val="24"/>
@@ -571,14 +507,6 @@
       <w:r>
         <w:rPr>
           <w:rFonts w:ascii="Arial" w:cs="Arial" w:eastAsia="Arial" w:hAnsi="Arial"/>
-          <w:sz w:val="24"/>
-          <w:szCs w:val="24"/>
-        </w:rPr>
-        <w:t xml:space="preserve"/>
-      </w:r>
-      <w:r>
-        <w:rPr>
-          <w:rFonts w:ascii="Arial" w:cs="Arial" w:eastAsia="Arial" w:hAnsi="Arial"/>
           <w:b/>
           <w:bCs/>
           <w:sz w:val="24"/>
@@ -601,14 +529,6 @@
         <w:ind/>
         <w:jc w:val="left"/>
       </w:pPr>
-      <w:r>
-        <w:rPr>
-          <w:rFonts w:ascii="Arial" w:cs="Arial" w:eastAsia="Arial" w:hAnsi="Arial"/>
-          <w:sz w:val="24"/>
-          <w:szCs w:val="24"/>
-        </w:rPr>
-        <w:t xml:space="preserve"/>
-      </w:r>
       <w:r>
         <w:rPr>
           <w:rFonts w:ascii="Arial" w:cs="Arial" w:eastAsia="Arial" w:hAnsi="Arial"/>
@@ -658,28 +578,12 @@
       <w:r>
         <w:rPr>
           <w:rFonts w:ascii="Arial" w:cs="Arial" w:eastAsia="Arial" w:hAnsi="Arial"/>
-          <w:sz w:val="24"/>
-          <w:szCs w:val="24"/>
-        </w:rPr>
-        <w:t xml:space="preserve"/>
-      </w:r>
-      <w:r>
-        <w:rPr>
-          <w:rFonts w:ascii="Arial" w:cs="Arial" w:eastAsia="Arial" w:hAnsi="Arial"/>
           <w:b/>
           <w:bCs/>
           <w:sz w:val="24"/>
           <w:szCs w:val="24"/>
         </w:rPr>
         <w:t xml:space="preserve">Colenda Turma, Eméritos Julgadores,</w:t>
-      </w:r>
-      <w:r>
-        <w:rPr>
-          <w:rFonts w:ascii="Arial" w:cs="Arial" w:eastAsia="Arial" w:hAnsi="Arial"/>
-          <w:sz w:val="24"/>
-          <w:szCs w:val="24"/>
-        </w:rPr>
-        <w:t xml:space="preserve"/>
       </w:r>
     </w:p>
     <w:p>
@@ -811,20 +715,34 @@
       <w:r>
         <w:rPr>
           <w:rFonts w:ascii="Arial" w:cs="Arial" w:eastAsia="Arial" w:hAnsi="Arial"/>
-          <w:sz w:val="24"/>
-          <w:szCs w:val="24"/>
-        </w:rPr>
-        <w:t xml:space="preserve"/>
-      </w:r>
-      <w:r>
-        <w:rPr>
-          <w:rFonts w:ascii="Arial" w:cs="Arial" w:eastAsia="Arial" w:hAnsi="Arial"/>
-          <w:b/>
-          <w:bCs/>
-          <w:sz w:val="24"/>
-          <w:szCs w:val="24"/>
-        </w:rPr>
-        <w:t xml:space="preserve">A *ratio decidendi* atacada:</w:t>
+          <w:b/>
+          <w:bCs/>
+          <w:sz w:val="24"/>
+          <w:szCs w:val="24"/>
+        </w:rPr>
+        <w:t xml:space="preserve">A </w:t>
+      </w:r>
+      <w:r>
+        <w:rPr>
+          <w:rFonts w:ascii="Arial" w:cs="Arial" w:eastAsia="Arial" w:hAnsi="Arial"/>
+          <w:b/>
+          <w:bCs/>
+          <w:i/>
+          <w:iCs/>
+          <w:sz w:val="24"/>
+          <w:szCs w:val="24"/>
+        </w:rPr>
+        <w:t xml:space="preserve">ratio decidendi</w:t>
+      </w:r>
+      <w:r>
+        <w:rPr>
+          <w:rFonts w:ascii="Arial" w:cs="Arial" w:eastAsia="Arial" w:hAnsi="Arial"/>
+          <w:b/>
+          <w:bCs/>
+          <w:sz w:val="24"/>
+          <w:szCs w:val="24"/>
+        </w:rPr>
+        <w:t xml:space="preserve"> atacada:</w:t>
       </w:r>
       <w:r>
         <w:rPr>
@@ -1922,16 +1840,6 @@
             <w:r>
               <w:rPr>
                 <w:rFonts w:ascii="Arial" w:cs="Arial" w:eastAsia="Arial" w:hAnsi="Arial"/>
-                <w:b w:val="false"/>
-                <w:bCs w:val="false"/>
-                <w:sz w:val="20"/>
-                <w:szCs w:val="20"/>
-              </w:rPr>
-              <w:t xml:space="preserve"/>
-            </w:r>
-            <w:r>
-              <w:rPr>
-                <w:rFonts w:ascii="Arial" w:cs="Arial" w:eastAsia="Arial" w:hAnsi="Arial"/>
                 <w:b/>
                 <w:bCs/>
                 <w:sz w:val="20"/>
@@ -1939,16 +1847,6 @@
               </w:rPr>
               <w:t xml:space="preserve">Total de descontos</w:t>
             </w:r>
-            <w:r>
-              <w:rPr>
-                <w:rFonts w:ascii="Arial" w:cs="Arial" w:eastAsia="Arial" w:hAnsi="Arial"/>
-                <w:b w:val="false"/>
-                <w:bCs w:val="false"/>
-                <w:sz w:val="20"/>
-                <w:szCs w:val="20"/>
-              </w:rPr>
-              <w:t xml:space="preserve"/>
-            </w:r>
           </w:p>
         </w:tc>
         <w:tc>
@@ -1974,16 +1872,6 @@
               <w:spacing w:after="0" w:before="0" w:line="240"/>
               <w:jc w:val="right"/>
             </w:pPr>
-            <w:r>
-              <w:rPr>
-                <w:rFonts w:ascii="Arial" w:cs="Arial" w:eastAsia="Arial" w:hAnsi="Arial"/>
-                <w:b w:val="false"/>
-                <w:bCs w:val="false"/>
-                <w:sz w:val="20"/>
-                <w:szCs w:val="20"/>
-              </w:rPr>
-              <w:t xml:space="preserve"/>
-            </w:r>
             <w:r>
               <w:rPr>
                 <w:rFonts w:ascii="Arial" w:cs="Arial" w:eastAsia="Arial" w:hAnsi="Arial"/>
@@ -1994,16 +1882,6 @@
               </w:rPr>
               <w:t xml:space="preserve">R$ 729,39</w:t>
             </w:r>
-            <w:r>
-              <w:rPr>
-                <w:rFonts w:ascii="Arial" w:cs="Arial" w:eastAsia="Arial" w:hAnsi="Arial"/>
-                <w:b w:val="false"/>
-                <w:bCs w:val="false"/>
-                <w:sz w:val="20"/>
-                <w:szCs w:val="20"/>
-              </w:rPr>
-              <w:t xml:space="preserve"/>
-            </w:r>
           </w:p>
         </w:tc>
         <w:tc>
@@ -2029,16 +1907,6 @@
               <w:spacing w:after="0" w:before="0" w:line="240"/>
               <w:jc w:val="left"/>
             </w:pPr>
-            <w:r>
-              <w:rPr>
-                <w:rFonts w:ascii="Arial" w:cs="Arial" w:eastAsia="Arial" w:hAnsi="Arial"/>
-                <w:b w:val="false"/>
-                <w:bCs w:val="false"/>
-                <w:sz w:val="20"/>
-                <w:szCs w:val="20"/>
-              </w:rPr>
-              <w:t xml:space="preserve"/>
-            </w:r>
             <w:r>
               <w:rPr>
                 <w:rFonts w:ascii="Arial" w:cs="Arial" w:eastAsia="Arial" w:hAnsi="Arial"/>
@@ -2048,16 +1916,6 @@
                 <w:szCs w:val="20"/>
               </w:rPr>
               <w:t xml:space="preserve">45,0% do benefício</w:t>
-            </w:r>
-            <w:r>
-              <w:rPr>
-                <w:rFonts w:ascii="Arial" w:cs="Arial" w:eastAsia="Arial" w:hAnsi="Arial"/>
-                <w:b w:val="false"/>
-                <w:bCs w:val="false"/>
-                <w:sz w:val="20"/>
-                <w:szCs w:val="20"/>
-              </w:rPr>
-              <w:t xml:space="preserve"/>
             </w:r>
           </w:p>
         </w:tc>
@@ -2092,16 +1950,6 @@
             <w:r>
               <w:rPr>
                 <w:rFonts w:ascii="Arial" w:cs="Arial" w:eastAsia="Arial" w:hAnsi="Arial"/>
-                <w:b w:val="false"/>
-                <w:bCs w:val="false"/>
-                <w:sz w:val="20"/>
-                <w:szCs w:val="20"/>
-              </w:rPr>
-              <w:t xml:space="preserve"/>
-            </w:r>
-            <w:r>
-              <w:rPr>
-                <w:rFonts w:ascii="Arial" w:cs="Arial" w:eastAsia="Arial" w:hAnsi="Arial"/>
                 <w:b/>
                 <w:bCs/>
                 <w:sz w:val="20"/>
@@ -2109,16 +1957,6 @@
               </w:rPr>
               <w:t xml:space="preserve">Valor líquido efetivamente pago (08/2026)</w:t>
             </w:r>
-            <w:r>
-              <w:rPr>
-                <w:rFonts w:ascii="Arial" w:cs="Arial" w:eastAsia="Arial" w:hAnsi="Arial"/>
-                <w:b w:val="false"/>
-                <w:bCs w:val="false"/>
-                <w:sz w:val="20"/>
-                <w:szCs w:val="20"/>
-              </w:rPr>
-              <w:t xml:space="preserve"/>
-            </w:r>
           </w:p>
         </w:tc>
         <w:tc>
@@ -2144,16 +1982,6 @@
               <w:spacing w:after="0" w:before="0" w:line="240"/>
               <w:jc w:val="right"/>
             </w:pPr>
-            <w:r>
-              <w:rPr>
-                <w:rFonts w:ascii="Arial" w:cs="Arial" w:eastAsia="Arial" w:hAnsi="Arial"/>
-                <w:b w:val="false"/>
-                <w:bCs w:val="false"/>
-                <w:sz w:val="20"/>
-                <w:szCs w:val="20"/>
-              </w:rPr>
-              <w:t xml:space="preserve"/>
-            </w:r>
             <w:r>
               <w:rPr>
                 <w:rFonts w:ascii="Arial" w:cs="Arial" w:eastAsia="Arial" w:hAnsi="Arial"/>
@@ -2164,16 +1992,6 @@
               </w:rPr>
               <w:t xml:space="preserve">R$ 891,61</w:t>
             </w:r>
-            <w:r>
-              <w:rPr>
-                <w:rFonts w:ascii="Arial" w:cs="Arial" w:eastAsia="Arial" w:hAnsi="Arial"/>
-                <w:b w:val="false"/>
-                <w:bCs w:val="false"/>
-                <w:sz w:val="20"/>
-                <w:szCs w:val="20"/>
-              </w:rPr>
-              <w:t xml:space="preserve"/>
-            </w:r>
           </w:p>
         </w:tc>
         <w:tc>
@@ -2199,16 +2017,6 @@
               <w:spacing w:after="0" w:before="0" w:line="240"/>
               <w:jc w:val="left"/>
             </w:pPr>
-            <w:r>
-              <w:rPr>
-                <w:rFonts w:ascii="Arial" w:cs="Arial" w:eastAsia="Arial" w:hAnsi="Arial"/>
-                <w:b w:val="false"/>
-                <w:bCs w:val="false"/>
-                <w:sz w:val="20"/>
-                <w:szCs w:val="20"/>
-              </w:rPr>
-              <w:t xml:space="preserve"/>
-            </w:r>
             <w:r>
               <w:rPr>
                 <w:rFonts w:ascii="Arial" w:cs="Arial" w:eastAsia="Arial" w:hAnsi="Arial"/>
@@ -2218,16 +2026,6 @@
                 <w:szCs w:val="20"/>
               </w:rPr>
               <w:t xml:space="preserve">55,0% de um salário mínimo</w:t>
-            </w:r>
-            <w:r>
-              <w:rPr>
-                <w:rFonts w:ascii="Arial" w:cs="Arial" w:eastAsia="Arial" w:hAnsi="Arial"/>
-                <w:b w:val="false"/>
-                <w:bCs w:val="false"/>
-                <w:sz w:val="20"/>
-                <w:szCs w:val="20"/>
-              </w:rPr>
-              <w:t xml:space="preserve"/>
             </w:r>
           </w:p>
         </w:tc>
@@ -4237,32 +4035,12 @@
             <w:r>
               <w:rPr>
                 <w:rFonts w:ascii="Arial" w:cs="Arial" w:eastAsia="Arial" w:hAnsi="Arial"/>
-                <w:b w:val="false"/>
-                <w:bCs w:val="false"/>
-                <w:sz w:val="20"/>
-                <w:szCs w:val="20"/>
-              </w:rPr>
-              <w:t xml:space="preserve"/>
-            </w:r>
-            <w:r>
-              <w:rPr>
-                <w:rFonts w:ascii="Arial" w:cs="Arial" w:eastAsia="Arial" w:hAnsi="Arial"/>
                 <w:b/>
                 <w:bCs/>
                 <w:sz w:val="20"/>
                 <w:szCs w:val="20"/>
               </w:rPr>
               <w:t xml:space="preserve">Não foram juntados</w:t>
-            </w:r>
-            <w:r>
-              <w:rPr>
-                <w:rFonts w:ascii="Arial" w:cs="Arial" w:eastAsia="Arial" w:hAnsi="Arial"/>
-                <w:b w:val="false"/>
-                <w:bCs w:val="false"/>
-                <w:sz w:val="20"/>
-                <w:szCs w:val="20"/>
-              </w:rPr>
-              <w:t xml:space="preserve"/>
             </w:r>
           </w:p>
         </w:tc>
@@ -4328,14 +4106,6 @@
       <w:r>
         <w:rPr>
           <w:rFonts w:ascii="Arial" w:cs="Arial" w:eastAsia="Arial" w:hAnsi="Arial"/>
-          <w:sz w:val="24"/>
-          <w:szCs w:val="24"/>
-        </w:rPr>
-        <w:t xml:space="preserve"/>
-      </w:r>
-      <w:r>
-        <w:rPr>
-          <w:rFonts w:ascii="Arial" w:cs="Arial" w:eastAsia="Arial" w:hAnsi="Arial"/>
           <w:b/>
           <w:bCs/>
           <w:sz w:val="24"/>
@@ -4379,14 +4149,6 @@
       <w:r>
         <w:rPr>
           <w:rFonts w:ascii="Arial" w:cs="Arial" w:eastAsia="Arial" w:hAnsi="Arial"/>
-          <w:sz w:val="24"/>
-          <w:szCs w:val="24"/>
-        </w:rPr>
-        <w:t xml:space="preserve"/>
-      </w:r>
-      <w:r>
-        <w:rPr>
-          <w:rFonts w:ascii="Arial" w:cs="Arial" w:eastAsia="Arial" w:hAnsi="Arial"/>
           <w:b/>
           <w:bCs/>
           <w:sz w:val="24"/>
@@ -4448,14 +4210,6 @@
       <w:r>
         <w:rPr>
           <w:rFonts w:ascii="Arial" w:cs="Arial" w:eastAsia="Arial" w:hAnsi="Arial"/>
-          <w:sz w:val="24"/>
-          <w:szCs w:val="24"/>
-        </w:rPr>
-        <w:t xml:space="preserve"/>
-      </w:r>
-      <w:r>
-        <w:rPr>
-          <w:rFonts w:ascii="Arial" w:cs="Arial" w:eastAsia="Arial" w:hAnsi="Arial"/>
           <w:b/>
           <w:bCs/>
           <w:sz w:val="24"/>
@@ -4535,14 +4289,6 @@
       <w:r>
         <w:rPr>
           <w:rFonts w:ascii="Arial" w:cs="Arial" w:eastAsia="Arial" w:hAnsi="Arial"/>
-          <w:sz w:val="24"/>
-          <w:szCs w:val="24"/>
-        </w:rPr>
-        <w:t xml:space="preserve"/>
-      </w:r>
-      <w:r>
-        <w:rPr>
-          <w:rFonts w:ascii="Arial" w:cs="Arial" w:eastAsia="Arial" w:hAnsi="Arial"/>
           <w:b/>
           <w:bCs/>
           <w:sz w:val="24"/>
@@ -4586,14 +4332,6 @@
       <w:r>
         <w:rPr>
           <w:rFonts w:ascii="Arial" w:cs="Arial" w:eastAsia="Arial" w:hAnsi="Arial"/>
-          <w:sz w:val="24"/>
-          <w:szCs w:val="24"/>
-        </w:rPr>
-        <w:t xml:space="preserve"/>
-      </w:r>
-      <w:r>
-        <w:rPr>
-          <w:rFonts w:ascii="Arial" w:cs="Arial" w:eastAsia="Arial" w:hAnsi="Arial"/>
           <w:b/>
           <w:bCs/>
           <w:sz w:val="24"/>
@@ -4803,14 +4541,6 @@
       <w:r>
         <w:rPr>
           <w:rFonts w:ascii="Arial" w:cs="Arial" w:eastAsia="Arial" w:hAnsi="Arial"/>
-          <w:sz w:val="24"/>
-          <w:szCs w:val="24"/>
-        </w:rPr>
-        <w:t xml:space="preserve"/>
-      </w:r>
-      <w:r>
-        <w:rPr>
-          <w:rFonts w:ascii="Arial" w:cs="Arial" w:eastAsia="Arial" w:hAnsi="Arial"/>
           <w:b/>
           <w:bCs/>
           <w:sz w:val="24"/>
@@ -4914,7 +4644,25 @@
           <w:sz w:val="24"/>
           <w:szCs w:val="24"/>
         </w:rPr>
-        <w:t xml:space="preserve">; a sentença, homologada pela Juíza de Direito, reconheceu "dano *in re ipsa*, decorrente da própria constituição e manutenção, à revelia da titular, de relacionamento inserido em cadastro oficial do sistema financeiro nacional", "dispensando-se a comprovação de prejuízo patrimonial específico", e fixou </w:t>
+        <w:t xml:space="preserve">; a sentença, homologada pela Juíza de Direito, reconheceu "dano </w:t>
+      </w:r>
+      <w:r>
+        <w:rPr>
+          <w:rFonts w:ascii="Arial" w:cs="Arial" w:eastAsia="Arial" w:hAnsi="Arial"/>
+          <w:i/>
+          <w:iCs/>
+          <w:sz w:val="24"/>
+          <w:szCs w:val="24"/>
+        </w:rPr>
+        <w:t xml:space="preserve">in re ipsa</w:t>
+      </w:r>
+      <w:r>
+        <w:rPr>
+          <w:rFonts w:ascii="Arial" w:cs="Arial" w:eastAsia="Arial" w:hAnsi="Arial"/>
+          <w:sz w:val="24"/>
+          <w:szCs w:val="24"/>
+        </w:rPr>
+        <w:t xml:space="preserve">, decorrente da própria constituição e manutenção, à revelia da titular, de relacionamento inserido em cadastro oficial do sistema financeiro nacional", "dispensando-se a comprovação de prejuízo patrimonial específico", e fixou </w:t>
       </w:r>
       <w:r>
         <w:rPr>
@@ -4941,14 +4689,6 @@
         <w:ind w:firstLine="709"/>
         <w:jc w:val="both"/>
       </w:pPr>
-      <w:r>
-        <w:rPr>
-          <w:rFonts w:ascii="Arial" w:cs="Arial" w:eastAsia="Arial" w:hAnsi="Arial"/>
-          <w:sz w:val="24"/>
-          <w:szCs w:val="24"/>
-        </w:rPr>
-        <w:t xml:space="preserve"/>
-      </w:r>
       <w:r>
         <w:rPr>
           <w:rFonts w:ascii="Arial" w:cs="Arial" w:eastAsia="Arial" w:hAnsi="Arial"/>
@@ -6283,14 +6023,6 @@
         <w:ind/>
         <w:jc w:val="both"/>
       </w:pPr>
-      <w:r>
-        <w:rPr>
-          <w:rFonts w:ascii="Arial" w:cs="Arial" w:eastAsia="Arial" w:hAnsi="Arial"/>
-          <w:sz w:val="24"/>
-          <w:szCs w:val="24"/>
-        </w:rPr>
-        <w:t xml:space="preserve"/>
-      </w:r>
       <w:r>
         <w:rPr>
           <w:rFonts w:ascii="Arial" w:cs="Arial" w:eastAsia="Arial" w:hAnsi="Arial"/>
